--- a/app/templates/examples/雙十一檔期準備會議.docx
+++ b/app/templates/examples/雙十一檔期準備會議.docx
@@ -422,6 +422,32 @@
               <w:t xml:space="preserve">3. 加派兩名工讀生，由範例百貨負責訓練。</w:t>
             </w:r>
           </w:p>
+          <w:p>
+            <w:pPr>
+              <w:spacing w:after="40"/>
+            </w:pPr>
+            <w:r>
+              <w:rPr>
+                <w:rFonts w:ascii="微軟正黑體" w:hAnsi="微軟正黑體" w:eastAsia="微軟正黑體"/>
+                <w:b w:val="0"/>
+                <w:sz w:val="22"/>
+              </w:rPr>
+              <w:t xml:space="preserve">4. 我方將於 10 月 2 日（五）前提供第二家物流的報價。</w:t>
+            </w:r>
+          </w:p>
+          <w:p>
+            <w:pPr>
+              <w:spacing w:after="40"/>
+            </w:pPr>
+            <w:r>
+              <w:rPr>
+                <w:rFonts w:ascii="微軟正黑體" w:hAnsi="微軟正黑體" w:eastAsia="微軟正黑體"/>
+                <w:b w:val="0"/>
+                <w:sz w:val="22"/>
+              </w:rPr>
+              <w:t xml:space="preserve">5. 我方將於 11 月 3 日完成滿千送百的設定，11 月 4 日上線測試。</w:t>
+            </w:r>
+          </w:p>
         </w:tc>
       </w:tr>
       <w:tr>
@@ -493,20 +519,6 @@
                 <w:sz w:val="22"/>
               </w:rPr>
               <w:t xml:space="preserve">我方回覆：超過的會延到隔天出貨，也可以另找第二家物流分擔。</w:t>
-            </w:r>
-          </w:p>
-          <w:p>
-            <w:pPr>
-              <w:spacing w:after="40"/>
-              <w:ind w:left="425"/>
-            </w:pPr>
-            <w:r>
-              <w:rPr>
-                <w:rFonts w:ascii="微軟正黑體" w:hAnsi="微軟正黑體" w:eastAsia="微軟正黑體"/>
-                <w:b w:val="0"/>
-                <w:sz w:val="22"/>
-              </w:rPr>
-              <w:t xml:space="preserve">後續：我方週五前提供第二家物流的報價。</w:t>
             </w:r>
           </w:p>
           <w:p>
